--- a/tillsyn/A 44466-2025 tillsynsbegäran.docx
+++ b/tillsyn/A 44466-2025 tillsynsbegäran.docx
@@ -672,7 +672,7 @@
     <w:r>
       <w:tab/>
       <w:tab/>
-      <w:t>2025-09-17</w:t>
+      <w:t>2025-09-18</w:t>
       <w:br/>
       <w:br/>
     </w:r>

--- a/tillsyn/A 44466-2025 tillsynsbegäran.docx
+++ b/tillsyn/A 44466-2025 tillsynsbegäran.docx
@@ -672,7 +672,7 @@
     <w:r>
       <w:tab/>
       <w:tab/>
-      <w:t>2025-09-18</w:t>
+      <w:t>2025-09-22</w:t>
       <w:br/>
       <w:br/>
     </w:r>

--- a/tillsyn/A 44466-2025 tillsynsbegäran.docx
+++ b/tillsyn/A 44466-2025 tillsynsbegäran.docx
@@ -672,7 +672,7 @@
     <w:r>
       <w:tab/>
       <w:tab/>
-      <w:t>2025-09-22</w:t>
+      <w:t>2025-09-23</w:t>
       <w:br/>
       <w:br/>
     </w:r>

--- a/tillsyn/A 44466-2025 tillsynsbegäran.docx
+++ b/tillsyn/A 44466-2025 tillsynsbegäran.docx
@@ -672,7 +672,7 @@
     <w:r>
       <w:tab/>
       <w:tab/>
-      <w:t>2025-09-23</w:t>
+      <w:t>2025-09-24</w:t>
       <w:br/>
       <w:br/>
     </w:r>

--- a/tillsyn/A 44466-2025 tillsynsbegäran.docx
+++ b/tillsyn/A 44466-2025 tillsynsbegäran.docx
@@ -672,7 +672,7 @@
     <w:r>
       <w:tab/>
       <w:tab/>
-      <w:t>2025-09-24</w:t>
+      <w:t>2025-09-25</w:t>
       <w:br/>
       <w:br/>
     </w:r>
